--- a/pr-preview/pr-69/Your-Book-Title-tracked-changes.docx
+++ b/pr-preview/pr-69/Your-Book-Title-tracked-changes.docx
@@ -2232,7 +2232,7 @@
           <w:numId w:val="1004"/>
         </w:numPr>
       </w:pPr>
-      <w:ins w:id="79" w:author="d-morrison" w:date="2026-09-15T07:05:54Z">
+      <w:ins w:id="79" w:author="d-morrison" w:date="2026-09-15T07:23:34Z">
         <w:r>
           <w:rPr>
             <w:b/>
@@ -2241,12 +2241,12 @@
           <w:t xml:space="preserve">Branch:</w:t>
         </w:r>
       </w:ins>
-      <w:ins w:id="79" w:author="d-morrison" w:date="2026-09-15T07:05:54Z">
+      <w:ins w:id="79" w:author="d-morrison" w:date="2026-09-15T07:23:34Z">
         <w:r>
           <w:t xml:space="preserve"> </w:t>
         </w:r>
       </w:ins>
-      <w:ins w:id="79" w:author="d-morrison" w:date="2026-09-15T07:05:54Z">
+      <w:ins w:id="79" w:author="d-morrison" w:date="2026-09-15T07:23:34Z">
         <w:r>
           <w:t xml:space="preserve">claude/fix-66-quarto-gh-token</w:t>
         </w:r>
@@ -2260,7 +2260,7 @@
           <w:numId w:val="1004"/>
         </w:numPr>
       </w:pPr>
-      <w:ins w:id="80" w:author="d-morrison" w:date="2026-09-15T07:05:54Z">
+      <w:ins w:id="80" w:author="d-morrison" w:date="2026-09-15T07:23:34Z">
         <w:r>
           <w:rPr>
             <w:b/>
@@ -2269,14 +2269,14 @@
           <w:t xml:space="preserve">Commit:</w:t>
         </w:r>
       </w:ins>
-      <w:ins w:id="80" w:author="d-morrison" w:date="2026-09-15T07:05:54Z">
+      <w:ins w:id="80" w:author="d-morrison" w:date="2026-09-15T07:23:34Z">
         <w:r>
           <w:t xml:space="preserve"> </w:t>
         </w:r>
       </w:ins>
-      <w:ins w:id="80" w:author="d-morrison" w:date="2026-09-15T07:05:54Z">
+      <w:ins w:id="80" w:author="d-morrison" w:date="2026-09-15T07:23:34Z">
         <w:r>
-          <w:t xml:space="preserve">638e901</w:t>
+          <w:t xml:space="preserve">bc2db79</w:t>
         </w:r>
       </w:ins>
     </w:p>
@@ -2288,7 +2288,7 @@
           <w:numId w:val="1004"/>
         </w:numPr>
       </w:pPr>
-      <w:ins w:id="81" w:author="d-morrison" w:date="2026-09-15T07:05:54Z">
+      <w:ins w:id="81" w:author="d-morrison" w:date="2026-09-15T07:23:34Z">
         <w:r>
           <w:rPr>
             <w:b/>
@@ -2297,14 +2297,14 @@
           <w:t xml:space="preserve">Full commit hash:</w:t>
         </w:r>
       </w:ins>
-      <w:ins w:id="81" w:author="d-morrison" w:date="2026-09-15T07:05:54Z">
+      <w:ins w:id="81" w:author="d-morrison" w:date="2026-09-15T07:23:34Z">
         <w:r>
           <w:t xml:space="preserve"> </w:t>
         </w:r>
       </w:ins>
-      <w:ins w:id="81" w:author="d-morrison" w:date="2026-09-15T07:05:54Z">
+      <w:ins w:id="81" w:author="d-morrison" w:date="2026-09-15T07:23:34Z">
         <w:r>
-          <w:t xml:space="preserve">638e901b7fa93b4f0d982d9f2d89b3f97491cab8</w:t>
+          <w:t xml:space="preserve">bc2db79eda5496707a6ec7c0159b121da2855d70</w:t>
         </w:r>
       </w:ins>
     </w:p>
@@ -2316,7 +2316,7 @@
           <w:numId w:val="1004"/>
         </w:numPr>
       </w:pPr>
-      <w:ins w:id="82" w:author="d-morrison" w:date="2026-09-15T07:05:54Z">
+      <w:ins w:id="82" w:author="d-morrison" w:date="2026-09-15T07:23:34Z">
         <w:r>
           <w:rPr>
             <w:b/>
@@ -2325,14 +2325,14 @@
           <w:t xml:space="preserve">Commit date:</w:t>
         </w:r>
       </w:ins>
-      <w:ins w:id="82" w:author="d-morrison" w:date="2026-09-15T07:05:54Z">
+      <w:ins w:id="82" w:author="d-morrison" w:date="2026-09-15T07:23:34Z">
         <w:r>
           <w:t xml:space="preserve"> </w:t>
         </w:r>
       </w:ins>
-      <w:ins w:id="82" w:author="d-morrison" w:date="2026-09-15T07:05:54Z">
+      <w:ins w:id="82" w:author="d-morrison" w:date="2026-09-15T07:23:34Z">
         <w:r>
-          <w:t xml:space="preserve">2026-09-15 00:03:30 -0700</w:t>
+          <w:t xml:space="preserve">2026-09-15 07:21:16 +0000</w:t>
         </w:r>
       </w:ins>
     </w:p>

--- a/pr-preview/pr-69/Your-Book-Title-tracked-changes.docx
+++ b/pr-preview/pr-69/Your-Book-Title-tracked-changes.docx
@@ -2232,7 +2232,7 @@
           <w:numId w:val="1004"/>
         </w:numPr>
       </w:pPr>
-      <w:ins w:id="79" w:author="d-morrison" w:date="2026-09-15T07:23:34Z">
+      <w:ins w:id="79" w:author="d-morrison" w:date="2026-09-15T07:50:39Z">
         <w:r>
           <w:rPr>
             <w:b/>
@@ -2241,12 +2241,12 @@
           <w:t xml:space="preserve">Branch:</w:t>
         </w:r>
       </w:ins>
-      <w:ins w:id="79" w:author="d-morrison" w:date="2026-09-15T07:23:34Z">
+      <w:ins w:id="79" w:author="d-morrison" w:date="2026-09-15T07:50:39Z">
         <w:r>
           <w:t xml:space="preserve"> </w:t>
         </w:r>
       </w:ins>
-      <w:ins w:id="79" w:author="d-morrison" w:date="2026-09-15T07:23:34Z">
+      <w:ins w:id="79" w:author="d-morrison" w:date="2026-09-15T07:50:39Z">
         <w:r>
           <w:t xml:space="preserve">claude/fix-66-quarto-gh-token</w:t>
         </w:r>
@@ -2260,7 +2260,7 @@
           <w:numId w:val="1004"/>
         </w:numPr>
       </w:pPr>
-      <w:ins w:id="80" w:author="d-morrison" w:date="2026-09-15T07:23:34Z">
+      <w:ins w:id="80" w:author="d-morrison" w:date="2026-09-15T07:50:39Z">
         <w:r>
           <w:rPr>
             <w:b/>
@@ -2269,14 +2269,14 @@
           <w:t xml:space="preserve">Commit:</w:t>
         </w:r>
       </w:ins>
-      <w:ins w:id="80" w:author="d-morrison" w:date="2026-09-15T07:23:34Z">
+      <w:ins w:id="80" w:author="d-morrison" w:date="2026-09-15T07:50:39Z">
         <w:r>
           <w:t xml:space="preserve"> </w:t>
         </w:r>
       </w:ins>
-      <w:ins w:id="80" w:author="d-morrison" w:date="2026-09-15T07:23:34Z">
+      <w:ins w:id="80" w:author="d-morrison" w:date="2026-09-15T07:50:39Z">
         <w:r>
-          <w:t xml:space="preserve">bc2db79</w:t>
+          <w:t xml:space="preserve">402d0c0</w:t>
         </w:r>
       </w:ins>
     </w:p>
@@ -2288,7 +2288,7 @@
           <w:numId w:val="1004"/>
         </w:numPr>
       </w:pPr>
-      <w:ins w:id="81" w:author="d-morrison" w:date="2026-09-15T07:23:34Z">
+      <w:ins w:id="81" w:author="d-morrison" w:date="2026-09-15T07:50:39Z">
         <w:r>
           <w:rPr>
             <w:b/>
@@ -2297,14 +2297,14 @@
           <w:t xml:space="preserve">Full commit hash:</w:t>
         </w:r>
       </w:ins>
-      <w:ins w:id="81" w:author="d-morrison" w:date="2026-09-15T07:23:34Z">
+      <w:ins w:id="81" w:author="d-morrison" w:date="2026-09-15T07:50:39Z">
         <w:r>
           <w:t xml:space="preserve"> </w:t>
         </w:r>
       </w:ins>
-      <w:ins w:id="81" w:author="d-morrison" w:date="2026-09-15T07:23:34Z">
+      <w:ins w:id="81" w:author="d-morrison" w:date="2026-09-15T07:50:39Z">
         <w:r>
-          <w:t xml:space="preserve">bc2db79eda5496707a6ec7c0159b121da2855d70</w:t>
+          <w:t xml:space="preserve">402d0c01e989748f3ddd9adbf18c83cfd983db90</w:t>
         </w:r>
       </w:ins>
     </w:p>
@@ -2316,7 +2316,7 @@
           <w:numId w:val="1004"/>
         </w:numPr>
       </w:pPr>
-      <w:ins w:id="82" w:author="d-morrison" w:date="2026-09-15T07:23:34Z">
+      <w:ins w:id="82" w:author="d-morrison" w:date="2026-09-15T07:50:39Z">
         <w:r>
           <w:rPr>
             <w:b/>
@@ -2325,14 +2325,14 @@
           <w:t xml:space="preserve">Commit date:</w:t>
         </w:r>
       </w:ins>
-      <w:ins w:id="82" w:author="d-morrison" w:date="2026-09-15T07:23:34Z">
+      <w:ins w:id="82" w:author="d-morrison" w:date="2026-09-15T07:50:39Z">
         <w:r>
           <w:t xml:space="preserve"> </w:t>
         </w:r>
       </w:ins>
-      <w:ins w:id="82" w:author="d-morrison" w:date="2026-09-15T07:23:34Z">
+      <w:ins w:id="82" w:author="d-morrison" w:date="2026-09-15T07:50:39Z">
         <w:r>
-          <w:t xml:space="preserve">2026-09-15 07:21:16 +0000</w:t>
+          <w:t xml:space="preserve">2026-09-15 07:48:13 +0000</w:t>
         </w:r>
       </w:ins>
     </w:p>
